--- a/Đề bài ASM GĐ 1.docx
+++ b/Đề bài ASM GĐ 1.docx
@@ -313,38 +313,6 @@
         </w:rPr>
         <w:t xml:space="preserve">rest trong function </w:t>
       </w:r>
-    </w:p>
-    <w:p>
-      <w:pPr>
-        <w:numPr>
-          <w:ilvl w:val="0"/>
-          <w:numId w:val="1"/>
-        </w:numPr>
-        <w:spacing w:line="360" w:lineRule="auto"/>
-        <w:rPr>
-          <w:rFonts w:ascii="Times New Roman" w:hAnsi="Times New Roman" w:cs="Times New Roman"/>
-          <w:sz w:val="28"/>
-          <w:szCs w:val="28"/>
-        </w:rPr>
-      </w:pPr>
-      <w:r>
-        <w:rPr>
-          <w:rFonts w:ascii="Times New Roman" w:hAnsi="Times New Roman" w:cs="Times New Roman"/>
-          <w:sz w:val="28"/>
-          <w:szCs w:val="28"/>
-        </w:rPr>
-        <w:t>Tạo menu chọn chức năng bằng prompt().</w:t>
-      </w:r>
-    </w:p>
-    <w:p>
-      <w:pPr>
-        <w:spacing w:line="360" w:lineRule="auto"/>
-        <w:rPr>
-          <w:rFonts w:ascii="Times New Roman" w:hAnsi="Times New Roman" w:cs="Times New Roman"/>
-          <w:sz w:val="28"/>
-          <w:szCs w:val="28"/>
-        </w:rPr>
-      </w:pPr>
     </w:p>
     <w:sectPr>
       <w:pgSz w:w="12240" w:h="15840"/>
